--- a/module-12-darwin-evolution/module-12-darwin-evolution-practice-quiz.docx
+++ b/module-12-darwin-evolution/module-12-darwin-evolution-practice-quiz.docx
@@ -24,9 +24,6 @@
       </w:r>
       <w:r>
         <w:t>Natural selection requires all of the following EXCEPT:</w:t>
-      </w:r>
-      <w:r>
-        <w:br/>
       </w:r>
       <w:r>
         <w:br/>
@@ -104,9 +101,6 @@
         <w:br/>
       </w:r>
       <w:r>
-        <w:br/>
-      </w:r>
-      <w:r>
         <w:t>A. relative reproductive success in its environment</w:t>
       </w:r>
     </w:p>
@@ -179,9 +173,6 @@
         <w:br/>
       </w:r>
       <w:r>
-        <w:br/>
-      </w:r>
-      <w:r>
         <w:t>A. identical environments</w:t>
       </w:r>
     </w:p>
@@ -249,9 +240,6 @@
       </w:r>
       <w:r>
         <w:t>"An individual giraffe stretched its neck during its life and so it evolved a longer neck." Why is this wrong?</w:t>
-      </w:r>
-      <w:r>
-        <w:br/>
       </w:r>
       <w:r>
         <w:br/>

--- a/module-12-darwin-evolution/module-12-darwin-evolution-practice-quiz.docx
+++ b/module-12-darwin-evolution/module-12-darwin-evolution-practice-quiz.docx
@@ -16,288 +16,336 @@
       </w:r>
     </w:p>
     <w:p>
+      <w:pPr>
+        <w:keepNext/>
+        <w:keepLines/>
+      </w:pPr>
       <w:r>
-        <w:t xml:space="preserve">• </w:t>
-      </w:r>
-      <w:r>
-        <w:br/>
+        <w:t xml:space="preserve">1. </w:t>
       </w:r>
       <w:r>
         <w:t>Natural selection requires all of the following EXCEPT:</w:t>
       </w:r>
+    </w:p>
+    <w:p>
+      <w:pPr>
+        <w:keepNext/>
+        <w:keepLines/>
+      </w:pPr>
       <w:r>
-        <w:br/>
+        <w:t xml:space="preserve">• </w:t>
       </w:r>
       <w:r>
         <w:t>A. variation among individuals</w:t>
       </w:r>
     </w:p>
     <w:p>
+      <w:pPr>
+        <w:keepNext/>
+        <w:keepLines/>
+      </w:pPr>
       <w:r>
         <w:t xml:space="preserve">• </w:t>
-      </w:r>
-      <w:r>
-        <w:br/>
       </w:r>
       <w:r>
         <w:t>B. traits that are heritable</w:t>
       </w:r>
     </w:p>
     <w:p>
+      <w:pPr>
+        <w:keepNext/>
+        <w:keepLines/>
+      </w:pPr>
       <w:r>
         <w:t xml:space="preserve">• </w:t>
-      </w:r>
-      <w:r>
-        <w:br/>
       </w:r>
       <w:r>
         <w:t>C. every individual reproducing at an equal rate</w:t>
       </w:r>
     </w:p>
     <w:p>
+      <w:pPr>
+        <w:keepNext/>
+        <w:keepLines/>
+      </w:pPr>
       <w:r>
         <w:t xml:space="preserve">• </w:t>
-      </w:r>
-      <w:r>
-        <w:br/>
       </w:r>
       <w:r>
         <w:t>D. differences in survival or reproduction</w:t>
       </w:r>
     </w:p>
     <w:p>
+      <w:pPr>
+        <w:keepNext/>
+        <w:keepLines/>
+      </w:pPr>
       <w:r>
         <w:t xml:space="preserve">• </w:t>
-      </w:r>
-      <w:r>
-        <w:br/>
       </w:r>
       <w:r>
         <w:t>Answer: C</w:t>
       </w:r>
     </w:p>
     <w:p>
+      <w:pPr>
+        <w:keepNext w:val="0"/>
+        <w:keepLines/>
+      </w:pPr>
       <w:r>
         <w:t xml:space="preserve">• </w:t>
-      </w:r>
-      <w:r>
-        <w:br/>
       </w:r>
       <w:r>
         <w:t>Why: Selection needs variation, heritability, and differences in reproductive success. Equal reproduction by all individuals is exactly what selection is not.</w:t>
       </w:r>
     </w:p>
     <w:p>
+      <w:pPr>
+        <w:keepNext/>
+        <w:keepLines/>
+      </w:pPr>
       <w:r>
-        <w:t xml:space="preserve">• </w:t>
-      </w:r>
-      <w:r>
-        <w:br/>
+        <w:t xml:space="preserve">2. </w:t>
       </w:r>
       <w:r>
         <w:t>In evolutionary terms, an organism's "fitness" means its:</w:t>
       </w:r>
+    </w:p>
+    <w:p>
+      <w:pPr>
+        <w:keepNext/>
+        <w:keepLines/>
+      </w:pPr>
       <w:r>
-        <w:br/>
+        <w:t xml:space="preserve">• </w:t>
       </w:r>
       <w:r>
         <w:t>A. relative reproductive success in its environment</w:t>
       </w:r>
     </w:p>
     <w:p>
+      <w:pPr>
+        <w:keepNext/>
+        <w:keepLines/>
+      </w:pPr>
       <w:r>
         <w:t xml:space="preserve">• </w:t>
-      </w:r>
-      <w:r>
-        <w:br/>
       </w:r>
       <w:r>
         <w:t>B. physical strength</w:t>
       </w:r>
     </w:p>
     <w:p>
+      <w:pPr>
+        <w:keepNext/>
+        <w:keepLines/>
+      </w:pPr>
       <w:r>
         <w:t xml:space="preserve">• </w:t>
-      </w:r>
-      <w:r>
-        <w:br/>
       </w:r>
       <w:r>
         <w:t>C. overall body size</w:t>
       </w:r>
     </w:p>
     <w:p>
+      <w:pPr>
+        <w:keepNext/>
+        <w:keepLines/>
+      </w:pPr>
       <w:r>
         <w:t xml:space="preserve">• </w:t>
-      </w:r>
-      <w:r>
-        <w:br/>
       </w:r>
       <w:r>
         <w:t>D. top running speed</w:t>
       </w:r>
     </w:p>
     <w:p>
+      <w:pPr>
+        <w:keepNext/>
+        <w:keepLines/>
+      </w:pPr>
       <w:r>
         <w:t xml:space="preserve">• </w:t>
-      </w:r>
-      <w:r>
-        <w:br/>
       </w:r>
       <w:r>
         <w:t>Answer: A</w:t>
       </w:r>
     </w:p>
     <w:p>
+      <w:pPr>
+        <w:keepNext w:val="0"/>
+        <w:keepLines/>
+      </w:pPr>
       <w:r>
         <w:t xml:space="preserve">• </w:t>
-      </w:r>
-      <w:r>
-        <w:br/>
       </w:r>
       <w:r>
         <w:t>Why: Fitness is about passing on genes through reproductive success, not about athletic ability.</w:t>
       </w:r>
     </w:p>
     <w:p>
+      <w:pPr>
+        <w:keepNext/>
+        <w:keepLines/>
+      </w:pPr>
       <w:r>
-        <w:t xml:space="preserve">• </w:t>
-      </w:r>
-      <w:r>
-        <w:br/>
+        <w:t xml:space="preserve">3. </w:t>
       </w:r>
       <w:r>
         <w:t>The forelimb bones of humans, whales, and bats share the same underlying arrangement. This is evidence of:</w:t>
       </w:r>
+    </w:p>
+    <w:p>
+      <w:pPr>
+        <w:keepNext/>
+        <w:keepLines/>
+      </w:pPr>
       <w:r>
-        <w:br/>
+        <w:t xml:space="preserve">• </w:t>
       </w:r>
       <w:r>
         <w:t>A. identical environments</w:t>
       </w:r>
     </w:p>
     <w:p>
+      <w:pPr>
+        <w:keepNext/>
+        <w:keepLines/>
+      </w:pPr>
       <w:r>
         <w:t xml:space="preserve">• </w:t>
-      </w:r>
-      <w:r>
-        <w:br/>
       </w:r>
       <w:r>
         <w:t>B. no relationship at all</w:t>
       </w:r>
     </w:p>
     <w:p>
+      <w:pPr>
+        <w:keepNext/>
+        <w:keepLines/>
+      </w:pPr>
       <w:r>
         <w:t xml:space="preserve">• </w:t>
-      </w:r>
-      <w:r>
-        <w:br/>
       </w:r>
       <w:r>
         <w:t>C. learning during each animal's life</w:t>
       </w:r>
     </w:p>
     <w:p>
+      <w:pPr>
+        <w:keepNext/>
+        <w:keepLines/>
+      </w:pPr>
       <w:r>
         <w:t xml:space="preserve">• </w:t>
-      </w:r>
-      <w:r>
-        <w:br/>
       </w:r>
       <w:r>
         <w:t>D. common ancestry shown by homologous structures</w:t>
       </w:r>
     </w:p>
     <w:p>
+      <w:pPr>
+        <w:keepNext/>
+        <w:keepLines/>
+      </w:pPr>
       <w:r>
         <w:t xml:space="preserve">• </w:t>
-      </w:r>
-      <w:r>
-        <w:br/>
       </w:r>
       <w:r>
         <w:t>Answer: D</w:t>
       </w:r>
     </w:p>
     <w:p>
+      <w:pPr>
+        <w:keepNext w:val="0"/>
+        <w:keepLines/>
+      </w:pPr>
       <w:r>
         <w:t xml:space="preserve">• </w:t>
-      </w:r>
-      <w:r>
-        <w:br/>
       </w:r>
       <w:r>
         <w:t>Why: Homologous structures share an inherited body plan from a common ancestor, which supports common descent.</w:t>
       </w:r>
     </w:p>
     <w:p>
+      <w:pPr>
+        <w:keepNext/>
+        <w:keepLines/>
+      </w:pPr>
       <w:r>
-        <w:t xml:space="preserve">• </w:t>
-      </w:r>
-      <w:r>
-        <w:br/>
+        <w:t xml:space="preserve">4. </w:t>
       </w:r>
       <w:r>
         <w:t>"An individual giraffe stretched its neck during its life and so it evolved a longer neck." Why is this wrong?</w:t>
       </w:r>
+    </w:p>
+    <w:p>
+      <w:pPr>
+        <w:keepNext/>
+        <w:keepLines/>
+      </w:pPr>
       <w:r>
-        <w:br/>
+        <w:t xml:space="preserve">• </w:t>
       </w:r>
       <w:r>
         <w:t>A. Giraffes actually have short necks.</w:t>
       </w:r>
     </w:p>
     <w:p>
+      <w:pPr>
+        <w:keepNext/>
+        <w:keepLines/>
+      </w:pPr>
       <w:r>
         <w:t xml:space="preserve">• </w:t>
-      </w:r>
-      <w:r>
-        <w:br/>
       </w:r>
       <w:r>
         <w:t>B. Individuals do not evolve; populations evolve as heritable trait frequencies change over generations.</w:t>
       </w:r>
     </w:p>
     <w:p>
+      <w:pPr>
+        <w:keepNext/>
+        <w:keepLines/>
+      </w:pPr>
       <w:r>
         <w:t xml:space="preserve">• </w:t>
-      </w:r>
-      <w:r>
-        <w:br/>
       </w:r>
       <w:r>
         <w:t>C. Evolution is completed within a single lifetime.</w:t>
       </w:r>
     </w:p>
     <w:p>
+      <w:pPr>
+        <w:keepNext/>
+        <w:keepLines/>
+      </w:pPr>
       <w:r>
         <w:t xml:space="preserve">• </w:t>
-      </w:r>
-      <w:r>
-        <w:br/>
       </w:r>
       <w:r>
         <w:t>D. Stretching directly rewrites an animal's DNA.</w:t>
       </w:r>
     </w:p>
     <w:p>
+      <w:pPr>
+        <w:keepNext/>
+        <w:keepLines/>
+      </w:pPr>
       <w:r>
         <w:t xml:space="preserve">• </w:t>
-      </w:r>
-      <w:r>
-        <w:br/>
       </w:r>
       <w:r>
         <w:t>Answer: B</w:t>
       </w:r>
     </w:p>
     <w:p>
+      <w:pPr>
+        <w:keepNext w:val="0"/>
+        <w:keepLines/>
+      </w:pPr>
       <w:r>
         <w:t xml:space="preserve">• </w:t>
-      </w:r>
-      <w:r>
-        <w:br/>
       </w:r>
       <w:r>
         <w:t>Why: Evolution is a population-level change across generations, not a change acquired within one individual's lifetime.</w:t>
@@ -739,7 +787,7 @@
       <w:rFonts w:asciiTheme="majorHAnsi" w:eastAsiaTheme="majorEastAsia" w:hAnsiTheme="majorHAnsi" w:cstheme="majorBidi"/>
       <w:b/>
       <w:bCs/>
-      <w:color w:val="365F91" w:themeColor="accent1" w:themeShade="BF"/>
+      <w:color w:val="000000"/>
       <w:sz w:val="28"/>
       <w:szCs w:val="28"/>
     </w:rPr>
@@ -763,7 +811,7 @@
       <w:rFonts w:asciiTheme="majorHAnsi" w:eastAsiaTheme="majorEastAsia" w:hAnsiTheme="majorHAnsi" w:cstheme="majorBidi"/>
       <w:b/>
       <w:bCs/>
-      <w:color w:val="4F81BD" w:themeColor="accent1"/>
+      <w:color w:val="000000"/>
       <w:sz w:val="26"/>
       <w:szCs w:val="26"/>
     </w:rPr>
@@ -787,7 +835,7 @@
       <w:rFonts w:asciiTheme="majorHAnsi" w:eastAsiaTheme="majorEastAsia" w:hAnsiTheme="majorHAnsi" w:cstheme="majorBidi"/>
       <w:b/>
       <w:bCs/>
-      <w:color w:val="4F81BD" w:themeColor="accent1"/>
+      <w:color w:val="000000"/>
     </w:rPr>
   </w:style>
   <w:style w:type="paragraph" w:styleId="Heading4">
@@ -812,7 +860,7 @@
       <w:bCs/>
       <w:i/>
       <w:iCs/>
-      <w:color w:val="4F81BD" w:themeColor="accent1"/>
+      <w:color w:val="000000"/>
     </w:rPr>
   </w:style>
   <w:style w:type="paragraph" w:styleId="Heading5">
@@ -833,7 +881,7 @@
     </w:pPr>
     <w:rPr>
       <w:rFonts w:asciiTheme="majorHAnsi" w:eastAsiaTheme="majorEastAsia" w:hAnsiTheme="majorHAnsi" w:cstheme="majorBidi"/>
-      <w:color w:val="243F60" w:themeColor="accent1" w:themeShade="7F"/>
+      <w:color w:val="000000"/>
     </w:rPr>
   </w:style>
   <w:style w:type="paragraph" w:styleId="Heading6">
@@ -856,7 +904,7 @@
       <w:rFonts w:asciiTheme="majorHAnsi" w:eastAsiaTheme="majorEastAsia" w:hAnsiTheme="majorHAnsi" w:cstheme="majorBidi"/>
       <w:i/>
       <w:iCs/>
-      <w:color w:val="243F60" w:themeColor="accent1" w:themeShade="7F"/>
+      <w:color w:val="000000"/>
     </w:rPr>
   </w:style>
   <w:style w:type="paragraph" w:styleId="Heading7">
@@ -1026,7 +1074,7 @@
     </w:pPr>
     <w:rPr>
       <w:rFonts w:asciiTheme="majorHAnsi" w:eastAsiaTheme="majorEastAsia" w:hAnsiTheme="majorHAnsi" w:cstheme="majorBidi"/>
-      <w:color w:val="17365D" w:themeColor="text2" w:themeShade="BF"/>
+      <w:color w:val="000000"/>
       <w:spacing w:val="5"/>
       <w:kern w:val="28"/>
       <w:sz w:val="52"/>
@@ -1065,7 +1113,7 @@
       <w:rFonts w:asciiTheme="majorHAnsi" w:eastAsiaTheme="majorEastAsia" w:hAnsiTheme="majorHAnsi" w:cstheme="majorBidi"/>
       <w:i/>
       <w:iCs/>
-      <w:color w:val="4F81BD" w:themeColor="accent1"/>
+      <w:color w:val="000000"/>
       <w:spacing w:val="15"/>
       <w:sz w:val="24"/>
       <w:szCs w:val="24"/>
